--- a/Week09/Week09_BaoCaoNhom.docx
+++ b/Week09/Week09_BaoCaoNhom.docx
@@ -5235,7 +5235,7 @@
                 <ns0:sz ns0:val="24"/>
                 <ns0:szCs ns0:val="24"/>
               </ns0:rPr>
-              <ns0:t xml:space="preserve"/>
+              <ns0:t xml:space="preserve">Lỗi ô tìm kiếm SearchBar bị mất focus và bàn phím ảo tự ẩn sau mỗi ký tự gõ khi dùng useDebounce.</ns0:t>
             </ns0:r>
           </ns0:p>
         </ns0:tc>
@@ -5268,7 +5268,7 @@
                 <ns0:sz ns0:val="24"/>
                 <ns0:szCs ns0:val="24"/>
               </ns0:rPr>
-              <ns0:t xml:space="preserve"/>
+              <ns0:t xml:space="preserve">Việc thay đổi keyword trực tiếp kích hoạt re-render toàn bộ trang và tạo mới phần tử Input, khiến con trỏ bị mất focus.</ns0:t>
             </ns0:r>
           </ns0:p>
         </ns0:tc>
@@ -5301,7 +5301,7 @@
                 <ns0:sz ns0:val="24"/>
                 <ns0:szCs ns0:val="24"/>
               </ns0:rPr>
-              <ns0:t xml:space="preserve"/>
+              <ns0:t xml:space="preserve">Sử dụng local state cho input trước khi truyền giá trị debounced lên component cha để tránh re-render input.</ns0:t>
             </ns0:r>
           </ns0:p>
         </ns0:tc>
@@ -5334,7 +5334,7 @@
                 <ns0:sz ns0:val="24"/>
                 <ns0:szCs ns0:val="24"/>
               </ns0:rPr>
-              <ns0:t xml:space="preserve"/>
+              <ns0:t xml:space="preserve">Đã fix</ns0:t>
             </ns0:r>
           </ns0:p>
         </ns0:tc>
@@ -5402,7 +5402,7 @@
                 <ns0:sz ns0:val="24"/>
                 <ns0:szCs ns0:val="24"/>
               </ns0:rPr>
-              <ns0:t xml:space="preserve">[...]</ns0:t>
+              <ns0:t xml:space="preserve">Lỗi gọi API lặp đi lặp lại vô tận (infinite loop) khi sử dụng custom hook useFetch.</ns0:t>
             </ns0:r>
           </ns0:p>
         </ns0:tc>
@@ -5435,7 +5435,7 @@
                 <ns0:sz ns0:val="24"/>
                 <ns0:szCs ns0:val="24"/>
               </ns0:rPr>
-              <ns0:t xml:space="preserve">[...]</ns0:t>
+              <ns0:t xml:space="preserve">Hàm gọi dịch vụ truyền vào useFetch không được ghi nhớ, tạo ra tham chiếu mới sau mỗi lần re-render, kích hoạt useEffect.</ns0:t>
             </ns0:r>
           </ns0:p>
         </ns0:tc>
@@ -5468,7 +5468,7 @@
                 <ns0:sz ns0:val="24"/>
                 <ns0:szCs ns0:val="24"/>
               </ns0:rPr>
-              <ns0:t xml:space="preserve">[...]</ns0:t>
+              <ns0:t xml:space="preserve">Sử dụng useCallback để bọc hàm gọi API trong App/Pages trước khi truyền vào hook useFetch để ghi nhớ tham chiếu.</ns0:t>
             </ns0:r>
           </ns0:p>
         </ns0:tc>
@@ -5501,7 +5501,7 @@
                 <ns0:sz ns0:val="24"/>
                 <ns0:szCs ns0:val="24"/>
               </ns0:rPr>
-              <ns0:t xml:space="preserve">[...]</ns0:t>
+              <ns0:t xml:space="preserve">Đã fix</ns0:t>
             </ns0:r>
           </ns0:p>
         </ns0:tc>
